--- a/문서/기관별/질의서_예술정책과.docx
+++ b/문서/기관별/질의서_예술정책과.docx
@@ -44,7 +44,7 @@
           <w:color w:val="6B7280"/>
           <w:sz w:val="20"/>
         </w:rPr>
-        <w:t>2026년 행정사무감사 · 작성 2026. 09. 18.</w:t>
+        <w:t>2026년 행정사무감사 · 작성 2026. 09. 23.</w:t>
       </w:r>
     </w:p>
     <w:p>

--- a/문서/기관별/질의서_예술정책과.docx
+++ b/문서/기관별/질의서_예술정책과.docx
@@ -44,7 +44,7 @@
           <w:color w:val="6B7280"/>
           <w:sz w:val="20"/>
         </w:rPr>
-        <w:t>2026년 행정사무감사 · 작성 2026. 09. 23.</w:t>
+        <w:t>2026년 행정사무감사 · 작성 2026. 09. 28.</w:t>
       </w:r>
     </w:p>
     <w:p>
@@ -448,6 +448,62 @@
     </w:p>
     <w:p>
       <w:pPr>
+        <w:spacing w:after="20" w:before="0" w:line="324" w:lineRule="auto"/>
+        <w:ind w:left="113"/>
+      </w:pPr>
+      <w:r>
+        <w:rPr>
+          <w:rFonts w:ascii="맑은 고딕" w:hAnsi="맑은 고딕" w:eastAsia="맑은 고딕"/>
+          <w:b/>
+          <w:sz w:val="21"/>
+        </w:rPr>
+        <w:t xml:space="preserve">6. </w:t>
+      </w:r>
+      <w:r>
+        <w:rPr>
+          <w:rFonts w:ascii="맑은 고딕" w:hAnsi="맑은 고딕" w:eastAsia="맑은 고딕"/>
+          <w:b/>
+          <w:sz w:val="21"/>
+        </w:rPr>
+        <w:t>예술활동증명 처리 지연이 도 예술인 기회소득 심사에 미치는 영향</w:t>
+      </w:r>
+    </w:p>
+    <w:p>
+      <w:pPr>
+        <w:spacing w:after="20" w:before="0" w:line="324" w:lineRule="auto"/>
+        <w:ind w:left="454"/>
+      </w:pPr>
+      <w:r>
+        <w:rPr>
+          <w:rFonts w:ascii="맑은 고딕" w:hAnsi="맑은 고딕" w:eastAsia="맑은 고딕"/>
+          <w:b w:val="0"/>
+          <w:sz w:val="21"/>
+        </w:rPr>
+        <w:t>한국예술인복지재단의 예술활동증명 담당 인력이 5명뿐이라 올해 신청 17만 건 처리가 크게 지연되고 있다는 지적이 나왔습니다(국회 문체위 이정문 의원). 경기도 예술인 기회소득 신청자 중 이 증명 발급 지연으로 심사·지급이 늦어진 사례가 있습니까? 있다면 도 차원의 대응 방안은 무엇입니까?</w:t>
+      </w:r>
+    </w:p>
+    <w:p>
+      <w:pPr>
+        <w:spacing w:after="0" w:before="0" w:line="324" w:lineRule="auto"/>
+        <w:ind w:left="454"/>
+      </w:pPr>
+      <w:r>
+        <w:rPr>
+          <w:rFonts w:ascii="맑은 고딕" w:hAnsi="맑은 고딕" w:eastAsia="맑은 고딕"/>
+          <w:b w:val="0"/>
+          <w:color w:val="6B7280"/>
+          <w:sz w:val="19"/>
+        </w:rPr>
+        <w:t>· 배경: 국회 문체위 이정문 의원실 자료, 연합뉴스 2026.9.23.</w:t>
+      </w:r>
+    </w:p>
+    <w:p>
+      <w:pPr>
+        <w:spacing w:after="60" w:before="0" w:line="324" w:lineRule="auto"/>
+      </w:pPr>
+    </w:p>
+    <w:p>
+      <w:pPr>
         <w:spacing w:after="40" w:before="0" w:line="324" w:lineRule="auto"/>
       </w:pPr>
       <w:r>

--- a/문서/기관별/질의서_예술정책과.docx
+++ b/문서/기관별/질의서_예술정책과.docx
@@ -44,7 +44,7 @@
           <w:color w:val="6B7280"/>
           <w:sz w:val="20"/>
         </w:rPr>
-        <w:t>2026년 행정사무감사 · 작성 2026. 09. 28.</w:t>
+        <w:t>2026년 행정사무감사 · 작성 2026. 10. 01.</w:t>
       </w:r>
     </w:p>
     <w:p>

--- a/문서/기관별/질의서_예술정책과.docx
+++ b/문서/기관별/질의서_예술정책과.docx
@@ -44,7 +44,7 @@
           <w:color w:val="6B7280"/>
           <w:sz w:val="20"/>
         </w:rPr>
-        <w:t>2026년 행정사무감사 · 작성 2026. 10. 01.</w:t>
+        <w:t>2026년 행정사무감사 · 작성 2026. 10. 02.</w:t>
       </w:r>
     </w:p>
     <w:p>

--- a/문서/기관별/질의서_예술정책과.docx
+++ b/문서/기관별/질의서_예술정책과.docx
@@ -44,7 +44,7 @@
           <w:color w:val="6B7280"/>
           <w:sz w:val="20"/>
         </w:rPr>
-        <w:t>2026년 행정사무감사 · 작성 2026. 10. 02.</w:t>
+        <w:t>2026년 행정사무감사 · 작성 2026. 10. 19.</w:t>
       </w:r>
     </w:p>
     <w:p>
@@ -504,6 +504,119 @@
     </w:p>
     <w:p>
       <w:pPr>
+        <w:spacing w:after="20" w:before="0" w:line="324" w:lineRule="auto"/>
+        <w:ind w:left="113"/>
+      </w:pPr>
+      <w:r>
+        <w:rPr>
+          <w:rFonts w:ascii="맑은 고딕" w:hAnsi="맑은 고딕" w:eastAsia="맑은 고딕"/>
+          <w:b/>
+          <w:color w:val="B91C1C"/>
+          <w:sz w:val="21"/>
+        </w:rPr>
+        <w:t xml:space="preserve">7. 【중점】 </w:t>
+      </w:r>
+      <w:r>
+        <w:rPr>
+          <w:rFonts w:ascii="맑은 고딕" w:hAnsi="맑은 고딕" w:eastAsia="맑은 고딕"/>
+          <w:b/>
+          <w:sz w:val="21"/>
+        </w:rPr>
+        <w:t>기회소득 집행액 급감의 실제 규모</w:t>
+      </w:r>
+    </w:p>
+    <w:p>
+      <w:pPr>
+        <w:spacing w:after="20" w:before="0" w:line="324" w:lineRule="auto"/>
+        <w:ind w:left="454"/>
+      </w:pPr>
+      <w:r>
+        <w:rPr>
+          <w:rFonts w:ascii="맑은 고딕" w:hAnsi="맑은 고딕" w:eastAsia="맑은 고딕"/>
+          <w:b w:val="0"/>
+          <w:sz w:val="21"/>
+        </w:rPr>
+        <w:t>예술인 기회소득 집행액이 전년의 절반 수준으로 줄었다는 보도가 있습니다. 연도별 예산·집행액과 지급 인원을 시군별로 제시하고, 당초 계획 대비 몇 명이 얼마를 받지 못했는지 밝혀 주십시오.</w:t>
+      </w:r>
+    </w:p>
+    <w:p>
+      <w:pPr>
+        <w:spacing w:after="0" w:before="0" w:line="324" w:lineRule="auto"/>
+        <w:ind w:left="454"/>
+      </w:pPr>
+      <w:r>
+        <w:rPr>
+          <w:rFonts w:ascii="맑은 고딕" w:hAnsi="맑은 고딕" w:eastAsia="맑은 고딕"/>
+          <w:b w:val="0"/>
+          <w:color w:val="6B7280"/>
+          <w:sz w:val="19"/>
+        </w:rPr>
+        <w:t>· 배경: 2026.10.17 보도 — 예술인 기회소득 반토막</w:t>
+      </w:r>
+    </w:p>
+    <w:p>
+      <w:pPr>
+        <w:spacing w:after="60" w:before="0" w:line="324" w:lineRule="auto"/>
+      </w:pPr>
+    </w:p>
+    <w:p>
+      <w:pPr>
+        <w:spacing w:after="20" w:before="0" w:line="324" w:lineRule="auto"/>
+        <w:ind w:left="113"/>
+      </w:pPr>
+      <w:r>
+        <w:rPr>
+          <w:rFonts w:ascii="맑은 고딕" w:hAnsi="맑은 고딕" w:eastAsia="맑은 고딕"/>
+          <w:b/>
+          <w:sz w:val="21"/>
+        </w:rPr>
+        <w:t xml:space="preserve">8. </w:t>
+      </w:r>
+      <w:r>
+        <w:rPr>
+          <w:rFonts w:ascii="맑은 고딕" w:hAnsi="맑은 고딕" w:eastAsia="맑은 고딕"/>
+          <w:b/>
+          <w:sz w:val="21"/>
+        </w:rPr>
+        <w:t>예술인 복지 지원의 지역 격차</w:t>
+      </w:r>
+    </w:p>
+    <w:p>
+      <w:pPr>
+        <w:spacing w:after="20" w:before="0" w:line="324" w:lineRule="auto"/>
+        <w:ind w:left="454"/>
+      </w:pPr>
+      <w:r>
+        <w:rPr>
+          <w:rFonts w:ascii="맑은 고딕" w:hAnsi="맑은 고딕" w:eastAsia="맑은 고딕"/>
+          <w:b w:val="0"/>
+          <w:sz w:val="21"/>
+        </w:rPr>
+        <w:t>국회에서 지역 예술인이 차별 없이 지원받아야 한다는 지적이 나왔습니다. 경기도 예술인 지원사업의 시군별 신청·선정 비율을 보면 북부와 농촌 시군이 낮지 않습니까? 접수 창구와 심사 기준에서 지역 격차를 줄일 방법을 어떻게 검토하고 있습니까?</w:t>
+      </w:r>
+    </w:p>
+    <w:p>
+      <w:pPr>
+        <w:spacing w:after="0" w:before="0" w:line="324" w:lineRule="auto"/>
+        <w:ind w:left="454"/>
+      </w:pPr>
+      <w:r>
+        <w:rPr>
+          <w:rFonts w:ascii="맑은 고딕" w:hAnsi="맑은 고딕" w:eastAsia="맑은 고딕"/>
+          <w:b w:val="0"/>
+          <w:color w:val="6B7280"/>
+          <w:sz w:val="19"/>
+        </w:rPr>
+        <w:t>· 배경: 김윤덕 의원 예술인 복지정책 개선 촉구 보도(2026.10.18)</w:t>
+      </w:r>
+    </w:p>
+    <w:p>
+      <w:pPr>
+        <w:spacing w:after="60" w:before="0" w:line="324" w:lineRule="auto"/>
+      </w:pPr>
+    </w:p>
+    <w:p>
+      <w:pPr>
         <w:spacing w:after="40" w:before="0" w:line="324" w:lineRule="auto"/>
       </w:pPr>
       <w:r>
